--- a/output/docx/fr/BUFRCREX_TableB_fr_27.docx
+++ b/output/docx/fr/BUFRCREX_TableB_fr_27.docx
@@ -825,7 +825,7 @@
                 <w:b w:val="0"/>
                 <w:sz w:val="16"/>
               </w:rPr>
-              <w:t>Note 132: Une «autre latitude possible» peut être utilisée lorsque le calcul de la position aboutit à des solutions multiples et qu’à priori il n’y a pas de possibilité de les distinguer.</w:t>
+              <w:t>Note B132: Une «autre latitude possible» peut être utilisée lorsque le calcul de la position aboutit à des solutions multiples et qu’à priori il n’y a pas de possibilité de les distinguer.</w:t>
             </w:r>
           </w:p>
         </w:tc>
@@ -1018,7 +1018,7 @@
                 <w:b w:val="0"/>
                 <w:sz w:val="16"/>
               </w:rPr>
-              <w:t>Note 132: Une «autre latitude possible» peut être utilisée lorsque le calcul de la position aboutit à des solutions multiples et qu’à priori il n’y a pas de possibilité de les distinguer.</w:t>
+              <w:t>Note B132: Une «autre latitude possible» peut être utilisée lorsque le calcul de la position aboutit à des solutions multiples et qu’à priori il n’y a pas de possibilité de les distinguer.</w:t>
             </w:r>
           </w:p>
         </w:tc>
@@ -1403,7 +1403,7 @@
                 <w:b w:val="0"/>
                 <w:sz w:val="16"/>
               </w:rPr>
-              <w:t>Note 143: Le compteur de position des satellites est calculé comme suit: compteur = numéro du couloir large balayé x 1000 + numéro de case x 10 + numéro de minicase</w:t>
+              <w:t>Note B143: Le compteur de position des satellites est calculé comme suit: compteur = numéro du couloir large balayé x 1000 + numéro de case x 10 + numéro de minicase</w:t>
             </w:r>
           </w:p>
         </w:tc>
@@ -1596,7 +1596,7 @@
                 <w:b w:val="0"/>
                 <w:sz w:val="16"/>
               </w:rPr>
-              <w:t>Note 144: La dimension de sous-position des satellites est calculée comme suit: dimension = dimension de minicase + dimension de case où: dimension de minicase = lignes x 1000 + points x 100 dimension de case = lignes x 10 + points</w:t>
+              <w:t>Note B144: La dimension de sous-position des satellites est calculée comme suit: dimension = dimension de minicase + dimension de case où: dimension de minicase = lignes x 1000 + points x 100 dimension de case = lignes x 10 + points</w:t>
             </w:r>
           </w:p>
         </w:tc>
@@ -1789,7 +1789,7 @@
                 <w:b w:val="0"/>
                 <w:sz w:val="16"/>
               </w:rPr>
-              <w:t>Note 96: Des axes x y z situés à gauche ont été choisis pour le descripteur 0 27 031. | Note 151: La valeur du descripteur 0 27 031 a été sélectionnée de façon à convenir pour des satellites à orbite polaire plus ou moins synchrone avec le Soleil. Des orbites géostationnaires nécessiteraient des champs de données plus grands en ce qui concerne la distance et légèrement moins grands en ce qui concerne la vitesse.</w:t>
+              <w:t>Note B96: Des axes x y z situés à gauche ont été choisis pour le descripteur 0 27 031. | Note B151: La valeur du descripteur 0 27 031 a été sélectionnée de façon à convenir pour des satellites à orbite polaire plus ou moins synchrone avec le Soleil. Des orbites géostationnaires nécessiteraient des champs de données plus grands en ce qui concerne la distance et légèrement moins grands en ce qui concerne la vitesse.</w:t>
             </w:r>
           </w:p>
         </w:tc>
